--- a/practice/data/theory/jungol/01_초등(미완)/1주차(숙제 없음)/2026년_1차_초등_수업_학생용_2019-2025.docx
+++ b/practice/data/theory/jungol/01_초등(미완)/1주차(숙제 없음)/2026년_1차_초등_수업_학생용_2019-2025.docx
@@ -721,12 +721,6 @@
     </w:p>
     <w:p>
       <w:pPr>
-        <w:pStyle w:val="a7"/>
-        <w:numPr>
-          <w:ilvl w:val="0"/>
-          <w:numId w:val="31"/>
-        </w:numPr>
-        <w:ind w:leftChars="0"/>
         <w:rPr>
           <w:rFonts w:ascii="Consolas" w:eastAsiaTheme="minorHAnsi" w:hAnsi="Consolas" w:cs="Consolas"/>
           <w:sz w:val="24"/>
@@ -740,7 +734,34 @@
           <w:sz w:val="24"/>
           <w:szCs w:val="24"/>
         </w:rPr>
+        <w:t>연습</w:t>
+      </w:r>
+      <w:r>
+        <w:rPr>
+          <w:rFonts w:ascii="Consolas" w:eastAsiaTheme="minorHAnsi" w:hAnsi="Consolas" w:cs="Consolas" w:hint="eastAsia"/>
+          <w:b/>
+          <w:sz w:val="24"/>
+          <w:szCs w:val="24"/>
+        </w:rPr>
         <w:t>문제</w:t>
+      </w:r>
+      <w:r>
+        <w:rPr>
+          <w:rFonts w:ascii="Consolas" w:eastAsiaTheme="minorHAnsi" w:hAnsi="Consolas" w:cs="Consolas" w:hint="eastAsia"/>
+          <w:b/>
+          <w:sz w:val="24"/>
+          <w:szCs w:val="24"/>
+        </w:rPr>
+        <w:t xml:space="preserve"> </w:t>
+      </w:r>
+      <w:r>
+        <w:rPr>
+          <w:rFonts w:ascii="Consolas" w:eastAsiaTheme="minorHAnsi" w:hAnsi="Consolas" w:cs="Consolas"/>
+          <w:b/>
+          <w:sz w:val="24"/>
+          <w:szCs w:val="24"/>
+        </w:rPr>
+        <w:t>1</w:t>
       </w:r>
       <w:r>
         <w:rPr>
@@ -967,12 +988,6 @@
     </w:p>
     <w:p>
       <w:pPr>
-        <w:pStyle w:val="a7"/>
-        <w:numPr>
-          <w:ilvl w:val="0"/>
-          <w:numId w:val="31"/>
-        </w:numPr>
-        <w:ind w:leftChars="0"/>
         <w:rPr>
           <w:rFonts w:ascii="Consolas" w:eastAsiaTheme="minorHAnsi" w:hAnsi="Consolas" w:cs="Consolas"/>
           <w:sz w:val="24"/>
@@ -986,7 +1001,34 @@
           <w:sz w:val="24"/>
           <w:szCs w:val="24"/>
         </w:rPr>
+        <w:t>연습</w:t>
+      </w:r>
+      <w:r>
+        <w:rPr>
+          <w:rFonts w:ascii="Consolas" w:eastAsiaTheme="minorHAnsi" w:hAnsi="Consolas" w:cs="Consolas" w:hint="eastAsia"/>
+          <w:b/>
+          <w:sz w:val="24"/>
+          <w:szCs w:val="24"/>
+        </w:rPr>
         <w:t>문제</w:t>
+      </w:r>
+      <w:r>
+        <w:rPr>
+          <w:rFonts w:ascii="Consolas" w:eastAsiaTheme="minorHAnsi" w:hAnsi="Consolas" w:cs="Consolas" w:hint="eastAsia"/>
+          <w:b/>
+          <w:sz w:val="24"/>
+          <w:szCs w:val="24"/>
+        </w:rPr>
+        <w:t xml:space="preserve"> </w:t>
+      </w:r>
+      <w:r>
+        <w:rPr>
+          <w:rFonts w:ascii="Consolas" w:eastAsiaTheme="minorHAnsi" w:hAnsi="Consolas" w:cs="Consolas"/>
+          <w:b/>
+          <w:sz w:val="24"/>
+          <w:szCs w:val="24"/>
+        </w:rPr>
+        <w:t>2</w:t>
       </w:r>
       <w:r>
         <w:rPr>
@@ -1521,19 +1563,11 @@
           <w:rFonts w:asciiTheme="majorHAnsi" w:eastAsiaTheme="majorHAnsi" w:hAnsiTheme="majorHAnsi" w:cs="Consolas"/>
         </w:rPr>
       </w:pPr>
-      <w:proofErr w:type="spellStart"/>
       <w:r>
         <w:rPr>
           <w:rFonts w:asciiTheme="majorHAnsi" w:eastAsiaTheme="majorHAnsi" w:hAnsiTheme="majorHAnsi"/>
         </w:rPr>
-        <w:t>무빙워크는</w:t>
-      </w:r>
-      <w:proofErr w:type="spellEnd"/>
-      <w:r>
-        <w:rPr>
-          <w:rFonts w:asciiTheme="majorHAnsi" w:eastAsiaTheme="majorHAnsi" w:hAnsiTheme="majorHAnsi"/>
-        </w:rPr>
-        <w:t xml:space="preserve"> 발판의 속도와 손잡이의 속도가 동일해야 탑승자가 편하게 이동할 수 있다.</w:t>
+        <w:t>무빙워크는 발판의 속도와 손잡이의 속도가 동일해야 탑승자가 편하게 이동할 수 있다.</w:t>
       </w:r>
       <w:r>
         <w:rPr>
@@ -5356,77 +5390,7 @@
         <w:rPr>
           <w:rFonts w:asciiTheme="minorHAnsi" w:eastAsiaTheme="minorHAnsi" w:hAnsiTheme="minorHAnsi" w:hint="eastAsia"/>
         </w:rPr>
-        <w:t xml:space="preserve">주어진 문자열에서 처음 한 글자를 맨 뒤로 옮기는 과정을 반복해서 문자열들을 만들자. 예를 들어, banana로부터 </w:t>
-      </w:r>
-      <w:proofErr w:type="spellStart"/>
-      <w:r>
-        <w:rPr>
-          <w:rFonts w:asciiTheme="minorHAnsi" w:eastAsiaTheme="minorHAnsi" w:hAnsiTheme="minorHAnsi" w:hint="eastAsia"/>
-        </w:rPr>
-        <w:t>ananab</w:t>
-      </w:r>
-      <w:proofErr w:type="spellEnd"/>
-      <w:r>
-        <w:rPr>
-          <w:rFonts w:asciiTheme="minorHAnsi" w:eastAsiaTheme="minorHAnsi" w:hAnsiTheme="minorHAnsi" w:hint="eastAsia"/>
-        </w:rPr>
-        <w:t xml:space="preserve">, </w:t>
-      </w:r>
-      <w:proofErr w:type="spellStart"/>
-      <w:r>
-        <w:rPr>
-          <w:rFonts w:asciiTheme="minorHAnsi" w:eastAsiaTheme="minorHAnsi" w:hAnsiTheme="minorHAnsi" w:hint="eastAsia"/>
-        </w:rPr>
-        <w:t>nanaba</w:t>
-      </w:r>
-      <w:proofErr w:type="spellEnd"/>
-      <w:r>
-        <w:rPr>
-          <w:rFonts w:asciiTheme="minorHAnsi" w:eastAsiaTheme="minorHAnsi" w:hAnsiTheme="minorHAnsi" w:hint="eastAsia"/>
-        </w:rPr>
-        <w:t xml:space="preserve">, </w:t>
-      </w:r>
-      <w:proofErr w:type="spellStart"/>
-      <w:r>
-        <w:rPr>
-          <w:rFonts w:asciiTheme="minorHAnsi" w:eastAsiaTheme="minorHAnsi" w:hAnsiTheme="minorHAnsi" w:hint="eastAsia"/>
-        </w:rPr>
-        <w:t>anaban</w:t>
-      </w:r>
-      <w:proofErr w:type="spellEnd"/>
-      <w:r>
-        <w:rPr>
-          <w:rFonts w:asciiTheme="minorHAnsi" w:eastAsiaTheme="minorHAnsi" w:hAnsiTheme="minorHAnsi" w:hint="eastAsia"/>
-        </w:rPr>
-        <w:t xml:space="preserve">, </w:t>
-      </w:r>
-      <w:proofErr w:type="spellStart"/>
-      <w:r>
-        <w:rPr>
-          <w:rFonts w:asciiTheme="minorHAnsi" w:eastAsiaTheme="minorHAnsi" w:hAnsiTheme="minorHAnsi" w:hint="eastAsia"/>
-        </w:rPr>
-        <w:t>nabana</w:t>
-      </w:r>
-      <w:proofErr w:type="spellEnd"/>
-      <w:r>
-        <w:rPr>
-          <w:rFonts w:asciiTheme="minorHAnsi" w:eastAsiaTheme="minorHAnsi" w:hAnsiTheme="minorHAnsi" w:hint="eastAsia"/>
-        </w:rPr>
-        <w:t xml:space="preserve">, </w:t>
-      </w:r>
-      <w:proofErr w:type="spellStart"/>
-      <w:r>
-        <w:rPr>
-          <w:rFonts w:asciiTheme="minorHAnsi" w:eastAsiaTheme="minorHAnsi" w:hAnsiTheme="minorHAnsi" w:hint="eastAsia"/>
-        </w:rPr>
-        <w:t>abanan</w:t>
-      </w:r>
-      <w:proofErr w:type="spellEnd"/>
-      <w:r>
-        <w:rPr>
-          <w:rFonts w:asciiTheme="minorHAnsi" w:eastAsiaTheme="minorHAnsi" w:hAnsiTheme="minorHAnsi" w:hint="eastAsia"/>
-        </w:rPr>
-        <w:t xml:space="preserve"> 5개의 문자열을 더 만들 수 있다.</w:t>
+        <w:t>주어진 문자열에서 처음 한 글자를 맨 뒤로 옮기는 과정을 반복해서 문자열들을 만들자. 예를 들어, banana로부터 ananab, nanaba, anaban, nabana, abanan 5개의 문자열을 더 만들 수 있다.</w:t>
       </w:r>
     </w:p>
     <w:p>
@@ -5441,21 +5405,7 @@
         <w:rPr>
           <w:rFonts w:asciiTheme="minorHAnsi" w:eastAsiaTheme="minorHAnsi" w:hAnsiTheme="minorHAnsi" w:hint="eastAsia"/>
         </w:rPr>
-        <w:t xml:space="preserve">이 중 사전에서 가장 먼저 나오는 단어는 </w:t>
-      </w:r>
-      <w:proofErr w:type="spellStart"/>
-      <w:r>
-        <w:rPr>
-          <w:rFonts w:asciiTheme="minorHAnsi" w:eastAsiaTheme="minorHAnsi" w:hAnsiTheme="minorHAnsi" w:hint="eastAsia"/>
-        </w:rPr>
-        <w:t>abanan</w:t>
-      </w:r>
-      <w:proofErr w:type="spellEnd"/>
-      <w:r>
-        <w:rPr>
-          <w:rFonts w:asciiTheme="minorHAnsi" w:eastAsiaTheme="minorHAnsi" w:hAnsiTheme="minorHAnsi" w:hint="eastAsia"/>
-        </w:rPr>
-        <w:t>이고, 5개의 문자를 뒤로 옮겨서 얻는 문자열이다.</w:t>
+        <w:t>이 중 사전에서 가장 먼저 나오는 단어는 abanan이고, 5개의 문자를 뒤로 옮겨서 얻는 문자열이다.</w:t>
       </w:r>
     </w:p>
     <w:p>
@@ -5470,21 +5420,7 @@
         <w:rPr>
           <w:rFonts w:asciiTheme="minorHAnsi" w:eastAsiaTheme="minorHAnsi" w:hAnsiTheme="minorHAnsi" w:hint="eastAsia"/>
         </w:rPr>
-        <w:t xml:space="preserve">그렇다면, </w:t>
-      </w:r>
-      <w:proofErr w:type="spellStart"/>
-      <w:r>
-        <w:rPr>
-          <w:rFonts w:asciiTheme="minorHAnsi" w:eastAsiaTheme="minorHAnsi" w:hAnsiTheme="minorHAnsi" w:hint="eastAsia"/>
-        </w:rPr>
-        <w:t>foobar</w:t>
-      </w:r>
-      <w:proofErr w:type="spellEnd"/>
-      <w:r>
-        <w:rPr>
-          <w:rFonts w:asciiTheme="minorHAnsi" w:eastAsiaTheme="minorHAnsi" w:hAnsiTheme="minorHAnsi" w:hint="eastAsia"/>
-        </w:rPr>
-        <w:t>에 대해서 똑같은 일을 하면 몇 개의 문자를 뒤로 옮겼을 때 나오는 문자열이 사전에서 가장 먼저 나오는가?</w:t>
+        <w:t>그렇다면, foobar에 대해서 똑같은 일을 하면 몇 개의 문자를 뒤로 옮겼을 때 나오는 문자열이 사전에서 가장 먼저 나오는가?</w:t>
       </w:r>
     </w:p>
     <w:p>
@@ -11192,12 +11128,6 @@
     </w:p>
     <w:p>
       <w:pPr>
-        <w:pStyle w:val="a7"/>
-        <w:numPr>
-          <w:ilvl w:val="0"/>
-          <w:numId w:val="29"/>
-        </w:numPr>
-        <w:ind w:leftChars="0"/>
         <w:rPr>
           <w:rFonts w:ascii="Consolas" w:eastAsiaTheme="minorHAnsi" w:hAnsi="Consolas" w:cs="Consolas"/>
           <w:szCs w:val="24"/>
@@ -11209,7 +11139,31 @@
           <w:b/>
           <w:szCs w:val="24"/>
         </w:rPr>
+        <w:t>연습</w:t>
+      </w:r>
+      <w:r>
+        <w:rPr>
+          <w:rFonts w:ascii="Consolas" w:eastAsiaTheme="minorHAnsi" w:hAnsi="Consolas" w:cs="Consolas" w:hint="eastAsia"/>
+          <w:b/>
+          <w:szCs w:val="24"/>
+        </w:rPr>
         <w:t>문제</w:t>
+      </w:r>
+      <w:r>
+        <w:rPr>
+          <w:rFonts w:ascii="Consolas" w:eastAsiaTheme="minorHAnsi" w:hAnsi="Consolas" w:cs="Consolas" w:hint="eastAsia"/>
+          <w:b/>
+          <w:szCs w:val="24"/>
+        </w:rPr>
+        <w:t xml:space="preserve"> </w:t>
+      </w:r>
+      <w:r>
+        <w:rPr>
+          <w:rFonts w:ascii="Consolas" w:eastAsiaTheme="minorHAnsi" w:hAnsi="Consolas" w:cs="Consolas"/>
+          <w:b/>
+          <w:szCs w:val="24"/>
+        </w:rPr>
+        <w:t>3</w:t>
       </w:r>
       <w:r>
         <w:rPr>
@@ -11301,17 +11255,20 @@
       <w:tblPr>
         <w:tblStyle w:val="a9"/>
         <w:tblW w:w="0" w:type="auto"/>
-        <w:tblInd w:w="1160" w:type="dxa"/>
+        <w:jc w:val="center"/>
         <w:tblLook w:val="04A0" w:firstRow="1" w:lastRow="0" w:firstColumn="1" w:lastColumn="0" w:noHBand="0" w:noVBand="1"/>
       </w:tblPr>
       <w:tblGrid>
-        <w:gridCol w:w="1633"/>
+        <w:gridCol w:w="1638"/>
         <w:gridCol w:w="1665"/>
-        <w:gridCol w:w="1629"/>
-        <w:gridCol w:w="1629"/>
-        <w:gridCol w:w="1634"/>
+        <w:gridCol w:w="1638"/>
+        <w:gridCol w:w="1638"/>
+        <w:gridCol w:w="1638"/>
       </w:tblGrid>
       <w:tr>
+        <w:trPr>
+          <w:jc w:val="center"/>
+        </w:trPr>
         <w:tc>
           <w:tcPr>
             <w:tcW w:w="1638" w:type="dxa"/>
@@ -11438,6 +11395,9 @@
         </w:tc>
       </w:tr>
       <w:tr>
+        <w:trPr>
+          <w:jc w:val="center"/>
+        </w:trPr>
         <w:tc>
           <w:tcPr>
             <w:tcW w:w="1638" w:type="dxa"/>
@@ -12086,7 +12046,6 @@
         </w:rPr>
         <w:t xml:space="preserve"> </w:t>
       </w:r>
-      <w:proofErr w:type="spellStart"/>
       <w:r>
         <w:rPr>
           <w:rFonts w:ascii="Consolas" w:eastAsiaTheme="minorHAnsi" w:hAnsi="Consolas" w:cs="Consolas" w:hint="eastAsia"/>
@@ -12094,7 +12053,6 @@
         </w:rPr>
         <w:t>될때까지</w:t>
       </w:r>
-      <w:proofErr w:type="spellEnd"/>
       <w:r>
         <w:rPr>
           <w:rFonts w:ascii="Consolas" w:eastAsiaTheme="minorHAnsi" w:hAnsi="Consolas" w:cs="Consolas"/>
@@ -13922,12 +13880,6 @@
     </w:p>
     <w:p>
       <w:pPr>
-        <w:pStyle w:val="a7"/>
-        <w:numPr>
-          <w:ilvl w:val="0"/>
-          <w:numId w:val="31"/>
-        </w:numPr>
-        <w:ind w:leftChars="0"/>
         <w:rPr>
           <w:rFonts w:ascii="Consolas" w:eastAsiaTheme="minorHAnsi" w:hAnsi="Consolas" w:cs="Consolas"/>
           <w:szCs w:val="24"/>
@@ -13939,7 +13891,31 @@
           <w:b/>
           <w:szCs w:val="24"/>
         </w:rPr>
+        <w:t>연습</w:t>
+      </w:r>
+      <w:r>
+        <w:rPr>
+          <w:rFonts w:ascii="Consolas" w:eastAsiaTheme="minorHAnsi" w:hAnsi="Consolas" w:cs="Consolas" w:hint="eastAsia"/>
+          <w:b/>
+          <w:szCs w:val="24"/>
+        </w:rPr>
         <w:t>문제</w:t>
+      </w:r>
+      <w:r>
+        <w:rPr>
+          <w:rFonts w:ascii="Consolas" w:eastAsiaTheme="minorHAnsi" w:hAnsi="Consolas" w:cs="Consolas" w:hint="eastAsia"/>
+          <w:b/>
+          <w:szCs w:val="24"/>
+        </w:rPr>
+        <w:t xml:space="preserve"> </w:t>
+      </w:r>
+      <w:r>
+        <w:rPr>
+          <w:rFonts w:ascii="Consolas" w:eastAsiaTheme="minorHAnsi" w:hAnsi="Consolas" w:cs="Consolas"/>
+          <w:b/>
+          <w:szCs w:val="24"/>
+        </w:rPr>
+        <w:t>4</w:t>
       </w:r>
       <w:r>
         <w:rPr>
@@ -14241,12 +14217,6 @@
     </w:p>
     <w:p>
       <w:pPr>
-        <w:pStyle w:val="a7"/>
-        <w:numPr>
-          <w:ilvl w:val="0"/>
-          <w:numId w:val="31"/>
-        </w:numPr>
-        <w:ind w:leftChars="0"/>
         <w:rPr>
           <w:rFonts w:ascii="Consolas" w:eastAsiaTheme="minorHAnsi" w:hAnsi="Consolas" w:cs="Consolas"/>
           <w:szCs w:val="24"/>
@@ -14258,7 +14228,7 @@
           <w:b/>
           <w:szCs w:val="24"/>
         </w:rPr>
-        <w:t>생각해보기</w:t>
+        <w:t>연습</w:t>
       </w:r>
       <w:r>
         <w:rPr>
@@ -14266,7 +14236,7 @@
           <w:b/>
           <w:szCs w:val="24"/>
         </w:rPr>
-        <w:t xml:space="preserve"> </w:t>
+        <w:t>문제</w:t>
       </w:r>
       <w:r>
         <w:rPr>
@@ -14274,7 +14244,15 @@
           <w:b/>
           <w:szCs w:val="24"/>
         </w:rPr>
-        <w:t>문제</w:t>
+        <w:t xml:space="preserve"> </w:t>
+      </w:r>
+      <w:r>
+        <w:rPr>
+          <w:rFonts w:ascii="Consolas" w:eastAsiaTheme="minorHAnsi" w:hAnsi="Consolas" w:cs="Consolas"/>
+          <w:b/>
+          <w:szCs w:val="24"/>
+        </w:rPr>
+        <w:t>5</w:t>
       </w:r>
       <w:r>
         <w:rPr>
@@ -16746,7 +16724,7 @@
     <w:p>
       <w:pPr>
         <w:rPr>
-          <w:rFonts w:ascii="Consolas" w:eastAsiaTheme="minorHAnsi" w:hAnsi="Consolas" w:cs="Consolas" w:hint="eastAsia"/>
+          <w:rFonts w:ascii="Consolas" w:eastAsiaTheme="minorHAnsi" w:hAnsi="Consolas" w:cs="Consolas"/>
           <w:sz w:val="24"/>
           <w:szCs w:val="24"/>
         </w:rPr>
@@ -16764,7 +16742,7 @@
     <w:p>
       <w:pPr>
         <w:rPr>
-          <w:rFonts w:ascii="Consolas" w:eastAsiaTheme="minorHAnsi" w:hAnsi="Consolas" w:cs="Consolas" w:hint="eastAsia"/>
+          <w:rFonts w:ascii="Consolas" w:eastAsiaTheme="minorHAnsi" w:hAnsi="Consolas" w:cs="Consolas"/>
           <w:sz w:val="24"/>
           <w:szCs w:val="24"/>
         </w:rPr>
@@ -16773,7 +16751,7 @@
     <w:p>
       <w:pPr>
         <w:rPr>
-          <w:rFonts w:ascii="Consolas" w:eastAsiaTheme="minorHAnsi" w:hAnsi="Consolas" w:cs="Consolas" w:hint="eastAsia"/>
+          <w:rFonts w:ascii="Consolas" w:eastAsiaTheme="minorHAnsi" w:hAnsi="Consolas" w:cs="Consolas"/>
           <w:sz w:val="24"/>
           <w:szCs w:val="24"/>
         </w:rPr>
@@ -17929,7 +17907,7 @@
                 <w:sz w:val="24"/>
                 <w:szCs w:val="24"/>
               </w:rPr>
-              <w:t>:12122211221</w:t>
+              <w:t>:</w:t>
             </w:r>
           </w:p>
         </w:tc>
@@ -17959,7 +17937,7 @@
           <w:tab w:val="left" w:pos="3885"/>
         </w:tabs>
         <w:rPr>
-          <w:rFonts w:ascii="Consolas" w:eastAsiaTheme="minorHAnsi" w:hAnsi="Consolas" w:cs="Consolas" w:hint="eastAsia"/>
+          <w:rFonts w:ascii="Consolas" w:eastAsiaTheme="minorHAnsi" w:hAnsi="Consolas" w:cs="Consolas"/>
           <w:sz w:val="24"/>
           <w:szCs w:val="24"/>
         </w:rPr>
@@ -18456,11 +18434,9 @@
     <w:r>
       <w:t xml:space="preserve"> </w:t>
     </w:r>
-    <w:proofErr w:type="spellStart"/>
     <w:r>
       <w:t>두잉창의코딩</w:t>
     </w:r>
-    <w:proofErr w:type="spellEnd"/>
     <w:r>
       <w:t xml:space="preserve"> !</w:t>
     </w:r>
@@ -18505,7 +18481,13 @@
       <w:rPr>
         <w:rFonts w:hint="eastAsia"/>
       </w:rPr>
-      <w:t>초등부</w:t>
+      <w:t>초등</w:t>
+    </w:r>
+    <w:r>
+      <w:rPr>
+        <w:rFonts w:hint="eastAsia"/>
+      </w:rPr>
+      <w:t>학생</w:t>
     </w:r>
     <w:r>
       <w:t>)</w:t>
@@ -21815,6 +21797,7 @@
     <w:lsdException w:name="HTML Sample" w:semiHidden="1" w:unhideWhenUsed="1"/>
     <w:lsdException w:name="HTML Typewriter" w:semiHidden="1" w:unhideWhenUsed="1"/>
     <w:lsdException w:name="HTML Variable" w:semiHidden="1" w:unhideWhenUsed="1"/>
+    <w:lsdException w:name="Normal Table" w:semiHidden="1" w:unhideWhenUsed="1"/>
     <w:lsdException w:name="annotation subject" w:semiHidden="1" w:unhideWhenUsed="1"/>
     <w:lsdException w:name="No List" w:semiHidden="1" w:unhideWhenUsed="1"/>
     <w:lsdException w:name="Outline List 1" w:semiHidden="1" w:unhideWhenUsed="1"/>
@@ -21857,8 +21840,11 @@
     <w:lsdException w:name="Table Contemporary" w:semiHidden="1" w:unhideWhenUsed="1"/>
     <w:lsdException w:name="Table Elegant" w:semiHidden="1" w:unhideWhenUsed="1"/>
     <w:lsdException w:name="Table Professional" w:semiHidden="1" w:unhideWhenUsed="1"/>
+    <w:lsdException w:name="Table Subtle 1" w:semiHidden="1" w:unhideWhenUsed="1"/>
     <w:lsdException w:name="Table Subtle 2" w:semiHidden="1" w:unhideWhenUsed="1"/>
     <w:lsdException w:name="Table Web 1" w:semiHidden="1" w:unhideWhenUsed="1"/>
+    <w:lsdException w:name="Table Web 2" w:semiHidden="1" w:unhideWhenUsed="1"/>
+    <w:lsdException w:name="Table Web 3" w:semiHidden="1" w:unhideWhenUsed="1"/>
     <w:lsdException w:name="Balloon Text" w:semiHidden="1" w:unhideWhenUsed="1"/>
     <w:lsdException w:name="Table Grid" w:uiPriority="39"/>
     <w:lsdException w:name="Table Theme" w:semiHidden="1" w:unhideWhenUsed="1"/>
